--- a/會議記錄/文件/初評 問題.docx
+++ b/會議記錄/文件/初評 問題.docx
@@ -4,31 +4,45 @@
   <w:body>
     <w:p>
       <w:pPr>
-        <w:rPr>
-          <w:rFonts w:hint="eastAsia"/>
-        </w:rPr>
-      </w:pPr>
-      <w:r>
-        <w:rPr>
-          <w:rFonts w:hint="eastAsia"/>
-        </w:rPr>
-        <w:t>1.</w:t>
-      </w:r>
-      <w:r>
-        <w:rPr>
-          <w:rFonts w:hint="eastAsia"/>
+        <w:pStyle w:val="a9"/>
+        <w:numPr>
+          <w:ilvl w:val="0"/>
+          <w:numId w:val="1"/>
+        </w:numPr>
+        <w:rPr>
+          <w:b/>
+          <w:bCs/>
+          <w:sz w:val="32"/>
+          <w:szCs w:val="32"/>
+        </w:rPr>
+      </w:pPr>
+      <w:r>
+        <w:rPr>
+          <w:rFonts w:hint="eastAsia"/>
+          <w:b/>
+          <w:bCs/>
+          <w:sz w:val="32"/>
+          <w:szCs w:val="32"/>
         </w:rPr>
         <w:t>即時求助功能</w:t>
       </w:r>
       <w:r>
         <w:rPr>
           <w:rFonts w:hint="eastAsia"/>
+          <w:b/>
+          <w:bCs/>
+          <w:sz w:val="32"/>
+          <w:szCs w:val="32"/>
         </w:rPr>
         <w:t xml:space="preserve"> 110</w:t>
       </w:r>
       <w:r>
         <w:rPr>
           <w:rFonts w:hint="eastAsia"/>
+          <w:b/>
+          <w:bCs/>
+          <w:sz w:val="32"/>
+          <w:szCs w:val="32"/>
         </w:rPr>
         <w:t>視訊報案有</w:t>
       </w:r>
@@ -36,6 +50,10 @@
       <w:r>
         <w:rPr>
           <w:rFonts w:hint="eastAsia"/>
+          <w:b/>
+          <w:bCs/>
+          <w:sz w:val="32"/>
+          <w:szCs w:val="32"/>
         </w:rPr>
         <w:t>api</w:t>
       </w:r>
@@ -43,63 +61,305 @@
       <w:r>
         <w:rPr>
           <w:rFonts w:hint="eastAsia"/>
+          <w:b/>
+          <w:bCs/>
+          <w:sz w:val="32"/>
+          <w:szCs w:val="32"/>
         </w:rPr>
         <w:t>之類可使用否？</w:t>
       </w:r>
     </w:p>
     <w:p>
-      <w:pPr>
-        <w:rPr>
-          <w:rFonts w:hint="eastAsia"/>
-        </w:rPr>
-      </w:pPr>
-      <w:r>
-        <w:rPr>
-          <w:rFonts w:hint="eastAsia"/>
-        </w:rPr>
-        <w:t>2.</w:t>
-      </w:r>
-      <w:r>
-        <w:rPr>
-          <w:rFonts w:hint="eastAsia"/>
-        </w:rPr>
+      <w:r>
+        <w:rPr>
+          <w:rFonts w:hint="eastAsia"/>
+        </w:rPr>
+        <w:t xml:space="preserve"> 6/23 14</w:t>
+      </w:r>
+      <w:r>
+        <w:rPr>
+          <w:rFonts w:hint="eastAsia"/>
+        </w:rPr>
+        <w:t>點開會討論及打電話詢問可否合作</w:t>
+      </w:r>
+    </w:p>
+    <w:p>
+      <w:r>
+        <w:rPr>
+          <w:noProof/>
+        </w:rPr>
+        <w:drawing>
+          <wp:inline distT="0" distB="0" distL="0" distR="0" wp14:anchorId="07402762" wp14:editId="63E75E67">
+            <wp:extent cx="5274310" cy="2383790"/>
+            <wp:effectExtent l="0" t="0" r="2540" b="0"/>
+            <wp:docPr id="610309948" name="圖片 1" descr="一張含有 文字, 螢幕擷取畫面, 字型, 數字 的圖片&#10;&#10;AI 產生的內容可能不正確。"/>
+            <wp:cNvGraphicFramePr>
+              <a:graphicFrameLocks xmlns:a="http://schemas.openxmlformats.org/drawingml/2006/main" noChangeAspect="1"/>
+            </wp:cNvGraphicFramePr>
+            <a:graphic xmlns:a="http://schemas.openxmlformats.org/drawingml/2006/main">
+              <a:graphicData uri="http://schemas.openxmlformats.org/drawingml/2006/picture">
+                <pic:pic xmlns:pic="http://schemas.openxmlformats.org/drawingml/2006/picture">
+                  <pic:nvPicPr>
+                    <pic:cNvPr id="610309948" name="圖片 1" descr="一張含有 文字, 螢幕擷取畫面, 字型, 數字 的圖片&#10;&#10;AI 產生的內容可能不正確。"/>
+                    <pic:cNvPicPr/>
+                  </pic:nvPicPr>
+                  <pic:blipFill>
+                    <a:blip r:embed="rId7"/>
+                    <a:stretch>
+                      <a:fillRect/>
+                    </a:stretch>
+                  </pic:blipFill>
+                  <pic:spPr>
+                    <a:xfrm>
+                      <a:off x="0" y="0"/>
+                      <a:ext cx="5274310" cy="2383790"/>
+                    </a:xfrm>
+                    <a:prstGeom prst="rect">
+                      <a:avLst/>
+                    </a:prstGeom>
+                  </pic:spPr>
+                </pic:pic>
+              </a:graphicData>
+            </a:graphic>
+          </wp:inline>
+        </w:drawing>
+      </w:r>
+    </w:p>
+    <w:p>
+      <w:hyperlink r:id="rId8" w:history="1">
+        <w:r>
+          <w:rPr>
+            <w:rStyle w:val="af2"/>
+          </w:rPr>
+          <w:t>https://chatgpt.com/share/68404655-20f4-8001-a221-c05d52abe5ca</w:t>
+        </w:r>
+      </w:hyperlink>
+    </w:p>
+    <w:p/>
+    <w:p/>
+    <w:p/>
+    <w:p>
+      <w:r>
+        <w:rPr>
+          <w:noProof/>
+        </w:rPr>
+        <w:drawing>
+          <wp:inline distT="0" distB="0" distL="0" distR="0" wp14:anchorId="4D3846C1" wp14:editId="3D8B424F">
+            <wp:extent cx="5274310" cy="2595880"/>
+            <wp:effectExtent l="0" t="0" r="2540" b="0"/>
+            <wp:docPr id="56857236" name="圖片 1" descr="一張含有 文字, 多媒體, 軟體, 螢幕擷取畫面 的圖片&#10;&#10;AI 產生的內容可能不正確。"/>
+            <wp:cNvGraphicFramePr>
+              <a:graphicFrameLocks xmlns:a="http://schemas.openxmlformats.org/drawingml/2006/main" noChangeAspect="1"/>
+            </wp:cNvGraphicFramePr>
+            <a:graphic xmlns:a="http://schemas.openxmlformats.org/drawingml/2006/main">
+              <a:graphicData uri="http://schemas.openxmlformats.org/drawingml/2006/picture">
+                <pic:pic xmlns:pic="http://schemas.openxmlformats.org/drawingml/2006/picture">
+                  <pic:nvPicPr>
+                    <pic:cNvPr id="56857236" name="圖片 1" descr="一張含有 文字, 多媒體, 軟體, 螢幕擷取畫面 的圖片&#10;&#10;AI 產生的內容可能不正確。"/>
+                    <pic:cNvPicPr/>
+                  </pic:nvPicPr>
+                  <pic:blipFill>
+                    <a:blip r:embed="rId9"/>
+                    <a:stretch>
+                      <a:fillRect/>
+                    </a:stretch>
+                  </pic:blipFill>
+                  <pic:spPr>
+                    <a:xfrm>
+                      <a:off x="0" y="0"/>
+                      <a:ext cx="5274310" cy="2595880"/>
+                    </a:xfrm>
+                    <a:prstGeom prst="rect">
+                      <a:avLst/>
+                    </a:prstGeom>
+                  </pic:spPr>
+                </pic:pic>
+              </a:graphicData>
+            </a:graphic>
+          </wp:inline>
+        </w:drawing>
+      </w:r>
+    </w:p>
+    <w:p/>
+    <w:p/>
+    <w:p>
+      <w:pPr>
+        <w:pStyle w:val="a9"/>
+        <w:numPr>
+          <w:ilvl w:val="0"/>
+          <w:numId w:val="1"/>
+        </w:numPr>
+        <w:rPr>
+          <w:b/>
+          <w:bCs/>
+          <w:sz w:val="32"/>
+          <w:szCs w:val="32"/>
+        </w:rPr>
+      </w:pPr>
+      <w:r>
+        <w:rPr>
+          <w:rFonts w:hint="eastAsia"/>
+          <w:b/>
+          <w:bCs/>
+          <w:sz w:val="32"/>
+          <w:szCs w:val="32"/>
+        </w:rPr>
+        <w:lastRenderedPageBreak/>
         <w:t>巷子類附近如若沒有商家等幫助地點？</w:t>
       </w:r>
     </w:p>
     <w:p>
       <w:pPr>
-        <w:rPr>
-          <w:rFonts w:hint="eastAsia"/>
-        </w:rPr>
-      </w:pPr>
-      <w:r>
-        <w:rPr>
-          <w:rFonts w:hint="eastAsia"/>
-        </w:rPr>
-        <w:t>3.</w:t>
-      </w:r>
-      <w:r>
-        <w:rPr>
-          <w:rFonts w:hint="eastAsia"/>
+        <w:ind w:left="360"/>
+      </w:pPr>
+      <w:r>
+        <w:rPr>
+          <w:rFonts w:hint="eastAsia"/>
+        </w:rPr>
+        <w:t>無解</w:t>
+      </w:r>
+      <w:r>
+        <w:rPr>
+          <w:rFonts w:hint="eastAsia"/>
+        </w:rPr>
+        <w:t>(?</w:t>
+      </w:r>
+      <w:proofErr w:type="gramStart"/>
+      <w:r>
+        <w:rPr>
+          <w:rFonts w:hint="eastAsia"/>
+        </w:rPr>
+        <w:t xml:space="preserve">)  </w:t>
+      </w:r>
+      <w:r>
+        <w:rPr>
+          <w:rFonts w:hint="eastAsia"/>
+        </w:rPr>
+        <w:t>商家地圖功能實用性須待議</w:t>
+      </w:r>
+      <w:proofErr w:type="gramEnd"/>
+    </w:p>
+    <w:p>
+      <w:pPr>
+        <w:ind w:left="360"/>
+      </w:pPr>
+      <w:r>
+        <w:rPr>
+          <w:rFonts w:hint="eastAsia"/>
+        </w:rPr>
+        <w:t>拋棄功能</w:t>
+      </w:r>
+      <w:r>
+        <w:rPr>
+          <w:rFonts w:hint="eastAsia"/>
+        </w:rPr>
+        <w:t>,</w:t>
+      </w:r>
+      <w:r>
+        <w:rPr>
+          <w:rFonts w:hint="eastAsia"/>
+        </w:rPr>
+        <w:t>專攻為提供使用者抒發的網站</w:t>
+      </w:r>
+    </w:p>
+    <w:p>
+      <w:pPr>
+        <w:ind w:left="360"/>
+        <w:rPr>
+          <w:rFonts w:hint="eastAsia"/>
+        </w:rPr>
+      </w:pPr>
+      <w:r>
+        <w:rPr>
+          <w:rFonts w:hint="eastAsia"/>
+        </w:rPr>
+        <w:t>(</w:t>
+      </w:r>
+      <w:r>
+        <w:rPr>
+          <w:rFonts w:hint="eastAsia"/>
+        </w:rPr>
+        <w:t>回到沒解決商家會反對</w:t>
+      </w:r>
+      <w:r>
+        <w:rPr>
+          <w:rFonts w:hint="eastAsia"/>
+        </w:rPr>
+        <w:t>)</w:t>
+      </w:r>
+    </w:p>
+    <w:p>
+      <w:pPr>
+        <w:pStyle w:val="a9"/>
+        <w:numPr>
+          <w:ilvl w:val="0"/>
+          <w:numId w:val="1"/>
+        </w:numPr>
+        <w:rPr>
+          <w:b/>
+          <w:bCs/>
+          <w:sz w:val="32"/>
+          <w:szCs w:val="32"/>
+        </w:rPr>
+      </w:pPr>
+      <w:r>
+        <w:rPr>
+          <w:rFonts w:hint="eastAsia"/>
+          <w:b/>
+          <w:bCs/>
+          <w:sz w:val="32"/>
+          <w:szCs w:val="32"/>
         </w:rPr>
         <w:t>返回數據／回報如何查證</w:t>
       </w:r>
     </w:p>
     <w:p>
-      <w:pPr>
-        <w:rPr>
-          <w:rFonts w:hint="eastAsia"/>
-        </w:rPr>
-      </w:pPr>
-      <w:r>
-        <w:rPr>
-          <w:rFonts w:hint="eastAsia"/>
-        </w:rPr>
-        <w:t>4.</w:t>
-      </w:r>
-      <w:r>
-        <w:rPr>
-          <w:rFonts w:hint="eastAsia"/>
+      <w:r>
+        <w:rPr>
+          <w:rFonts w:hint="eastAsia"/>
+        </w:rPr>
+        <w:t xml:space="preserve">   </w:t>
+      </w:r>
+      <w:r>
+        <w:rPr>
+          <w:rFonts w:hint="eastAsia"/>
+        </w:rPr>
+        <w:t>圖片</w:t>
+      </w:r>
+      <w:r>
+        <w:rPr>
+          <w:rFonts w:hint="eastAsia"/>
+        </w:rPr>
+        <w:t>,</w:t>
+      </w:r>
+      <w:r>
+        <w:rPr>
+          <w:rFonts w:hint="eastAsia"/>
+        </w:rPr>
+        <w:t>不可以匿名</w:t>
+      </w:r>
+    </w:p>
+    <w:p>
+      <w:pPr>
+        <w:pStyle w:val="a9"/>
+        <w:numPr>
+          <w:ilvl w:val="0"/>
+          <w:numId w:val="1"/>
+        </w:numPr>
+        <w:rPr>
+          <w:b/>
+          <w:bCs/>
+          <w:sz w:val="32"/>
+          <w:szCs w:val="32"/>
+        </w:rPr>
+      </w:pPr>
+      <w:r>
+        <w:rPr>
+          <w:rFonts w:hint="eastAsia"/>
+          <w:b/>
+          <w:bCs/>
+          <w:sz w:val="32"/>
+          <w:szCs w:val="32"/>
         </w:rPr>
         <w:t>如果是故意標記為危險地點</w:t>
       </w:r>
@@ -114,88 +374,423 @@
         <w:rPr>
           <w:rFonts w:hint="eastAsia"/>
         </w:rPr>
-        <w:t>5.</w:t>
-      </w:r>
-      <w:r>
-        <w:rPr>
-          <w:rFonts w:hint="eastAsia"/>
+        <w:t xml:space="preserve">   </w:t>
+      </w:r>
+      <w:r>
+        <w:rPr>
+          <w:rFonts w:hint="eastAsia"/>
+        </w:rPr>
+        <w:t>4</w:t>
+      </w:r>
+      <w:r>
+        <w:rPr>
+          <w:rFonts w:hint="eastAsia"/>
+        </w:rPr>
+        <w:t>查證後黑名單但仍不確定是否可以由</w:t>
+      </w:r>
+      <w:r>
+        <w:rPr>
+          <w:rFonts w:hint="eastAsia"/>
+        </w:rPr>
+        <w:t>4</w:t>
+      </w:r>
+      <w:r>
+        <w:rPr>
+          <w:rFonts w:hint="eastAsia"/>
+        </w:rPr>
+        <w:t>確實查證</w:t>
+      </w:r>
+    </w:p>
+    <w:p>
+      <w:pPr>
+        <w:pStyle w:val="a9"/>
+        <w:numPr>
+          <w:ilvl w:val="0"/>
+          <w:numId w:val="1"/>
+        </w:numPr>
+        <w:rPr>
+          <w:b/>
+          <w:bCs/>
+          <w:sz w:val="32"/>
+          <w:szCs w:val="32"/>
+        </w:rPr>
+      </w:pPr>
+      <w:r>
+        <w:rPr>
+          <w:rFonts w:hint="eastAsia"/>
+          <w:b/>
+          <w:bCs/>
+          <w:sz w:val="32"/>
+          <w:szCs w:val="32"/>
         </w:rPr>
         <w:t>跟蹤，騷擾定義判別</w:t>
       </w:r>
     </w:p>
     <w:p>
-      <w:pPr>
-        <w:rPr>
-          <w:rFonts w:hint="eastAsia"/>
-        </w:rPr>
-      </w:pPr>
-      <w:r>
-        <w:rPr>
-          <w:rFonts w:hint="eastAsia"/>
-        </w:rPr>
-        <w:t>6.ai</w:t>
-      </w:r>
-      <w:r>
-        <w:rPr>
-          <w:rFonts w:hint="eastAsia"/>
+      <w:r>
+        <w:rPr>
+          <w:rFonts w:hint="eastAsia"/>
+        </w:rPr>
+        <w:t xml:space="preserve">  </w:t>
+      </w:r>
+      <w:r>
+        <w:t>跟蹤騷擾防制法</w:t>
+      </w:r>
+      <w:r>
+        <w:rPr>
+          <w:rFonts w:hint="eastAsia"/>
+        </w:rPr>
+        <w:t xml:space="preserve">  </w:t>
+      </w:r>
+    </w:p>
+    <w:p>
+      <w:pPr>
+        <w:pStyle w:val="a9"/>
+        <w:numPr>
+          <w:ilvl w:val="0"/>
+          <w:numId w:val="1"/>
+        </w:numPr>
+        <w:rPr>
+          <w:b/>
+          <w:bCs/>
+          <w:sz w:val="32"/>
+          <w:szCs w:val="32"/>
+        </w:rPr>
+      </w:pPr>
+      <w:r>
+        <w:rPr>
+          <w:rFonts w:hint="eastAsia"/>
+          <w:b/>
+          <w:bCs/>
+          <w:sz w:val="32"/>
+          <w:szCs w:val="32"/>
+        </w:rPr>
+        <w:t>ai</w:t>
+      </w:r>
+      <w:r>
+        <w:rPr>
+          <w:rFonts w:hint="eastAsia"/>
+          <w:b/>
+          <w:bCs/>
+          <w:sz w:val="32"/>
+          <w:szCs w:val="32"/>
         </w:rPr>
         <w:t>發言審查必要性</w:t>
       </w:r>
     </w:p>
     <w:p>
-      <w:pPr>
-        <w:rPr>
-          <w:rFonts w:hint="eastAsia"/>
-        </w:rPr>
-      </w:pPr>
-      <w:r>
-        <w:rPr>
-          <w:rFonts w:hint="eastAsia"/>
-        </w:rPr>
-        <w:t>7.</w:t>
-      </w:r>
-      <w:r>
-        <w:rPr>
-          <w:rFonts w:hint="eastAsia"/>
-        </w:rPr>
-        <w:t>可跟里長／警察連續先對部分地點追蹤審查（？）</w:t>
-      </w:r>
-    </w:p>
-    <w:p>
-      <w:pPr>
-        <w:rPr>
-          <w:rFonts w:hint="eastAsia"/>
-        </w:rPr>
-      </w:pPr>
-      <w:r>
-        <w:rPr>
-          <w:rFonts w:hint="eastAsia"/>
-        </w:rPr>
-        <w:t>8.</w:t>
-      </w:r>
-      <w:r>
-        <w:rPr>
-          <w:rFonts w:hint="eastAsia"/>
+      <w:r>
+        <w:rPr>
+          <w:rFonts w:hint="eastAsia"/>
+        </w:rPr>
+        <w:t xml:space="preserve">  </w:t>
+      </w:r>
+      <w:r>
+        <w:rPr>
+          <w:rFonts w:hint="eastAsia"/>
+        </w:rPr>
+        <w:t>要</w:t>
+      </w:r>
+      <w:r>
+        <w:rPr>
+          <w:rFonts w:hint="eastAsia"/>
+        </w:rPr>
+        <w:t>:</w:t>
+      </w:r>
+      <w:r>
+        <w:rPr>
+          <w:rFonts w:hint="eastAsia"/>
+        </w:rPr>
+        <w:t>黨髒話</w:t>
+      </w:r>
+      <w:r>
+        <w:rPr>
+          <w:rFonts w:hint="eastAsia"/>
+        </w:rPr>
+        <w:t>(</w:t>
+      </w:r>
+      <w:r>
+        <w:rPr>
+          <w:rFonts w:hint="eastAsia"/>
+        </w:rPr>
+        <w:t>用機器人</w:t>
+      </w:r>
+    </w:p>
+    <w:p>
+      <w:r>
+        <w:rPr>
+          <w:rFonts w:hint="eastAsia"/>
+        </w:rPr>
+        <w:t xml:space="preserve">  </w:t>
+      </w:r>
+      <w:r>
+        <w:rPr>
+          <w:rFonts w:hint="eastAsia"/>
+        </w:rPr>
+        <w:t>不要</w:t>
+      </w:r>
+      <w:r>
+        <w:rPr>
+          <w:rFonts w:hint="eastAsia"/>
+        </w:rPr>
+        <w:t>:</w:t>
+      </w:r>
+      <w:r>
+        <w:rPr>
+          <w:rFonts w:hint="eastAsia"/>
+        </w:rPr>
+        <w:t>讓民眾匿名抒發</w:t>
+      </w:r>
+    </w:p>
+    <w:p>
+      <w:pPr>
+        <w:pStyle w:val="a9"/>
+        <w:numPr>
+          <w:ilvl w:val="0"/>
+          <w:numId w:val="1"/>
+        </w:numPr>
+        <w:rPr>
+          <w:b/>
+          <w:bCs/>
+          <w:sz w:val="32"/>
+          <w:szCs w:val="32"/>
+        </w:rPr>
+      </w:pPr>
+      <w:r>
+        <w:rPr>
+          <w:rFonts w:hint="eastAsia"/>
+          <w:b/>
+          <w:bCs/>
+          <w:sz w:val="32"/>
+          <w:szCs w:val="32"/>
+        </w:rPr>
+        <w:t>可跟里長／警察連續先對部分地點追蹤審查</w:t>
+      </w:r>
+      <w:proofErr w:type="gramStart"/>
+      <w:r>
+        <w:rPr>
+          <w:rFonts w:hint="eastAsia"/>
+          <w:b/>
+          <w:bCs/>
+          <w:sz w:val="32"/>
+          <w:szCs w:val="32"/>
+        </w:rPr>
+        <w:t>（</w:t>
+      </w:r>
+      <w:proofErr w:type="gramEnd"/>
+      <w:r>
+        <w:rPr>
+          <w:rFonts w:hint="eastAsia"/>
+          <w:b/>
+          <w:bCs/>
+          <w:sz w:val="32"/>
+          <w:szCs w:val="32"/>
+        </w:rPr>
+        <w:t>？）</w:t>
+      </w:r>
+    </w:p>
+    <w:p>
+      <w:pPr>
+        <w:pStyle w:val="a9"/>
+        <w:numPr>
+          <w:ilvl w:val="0"/>
+          <w:numId w:val="1"/>
+        </w:numPr>
+        <w:rPr>
+          <w:b/>
+          <w:bCs/>
+          <w:sz w:val="32"/>
+          <w:szCs w:val="32"/>
+        </w:rPr>
+      </w:pPr>
+      <w:r>
+        <w:rPr>
+          <w:rFonts w:hint="eastAsia"/>
+          <w:b/>
+          <w:bCs/>
+          <w:sz w:val="32"/>
+          <w:szCs w:val="32"/>
         </w:rPr>
         <w:t>投影片可優化</w:t>
       </w:r>
     </w:p>
     <w:p>
-      <w:r>
-        <w:rPr>
-          <w:rFonts w:hint="eastAsia"/>
-        </w:rPr>
-        <w:t>9.</w:t>
-      </w:r>
-      <w:r>
-        <w:rPr>
-          <w:rFonts w:hint="eastAsia"/>
+      <w:pPr>
+        <w:ind w:left="360"/>
+        <w:rPr>
+          <w:rFonts w:hint="eastAsia"/>
+        </w:rPr>
+      </w:pPr>
+      <w:proofErr w:type="gramStart"/>
+      <w:r>
+        <w:rPr>
+          <w:rFonts w:hint="eastAsia"/>
+        </w:rPr>
+        <w:t>複</w:t>
+      </w:r>
+      <w:proofErr w:type="gramEnd"/>
+      <w:r>
+        <w:rPr>
+          <w:rFonts w:hint="eastAsia"/>
+        </w:rPr>
+        <w:t>評時會再注意</w:t>
+      </w:r>
+    </w:p>
+    <w:p>
+      <w:pPr>
+        <w:pStyle w:val="a9"/>
+        <w:numPr>
+          <w:ilvl w:val="0"/>
+          <w:numId w:val="1"/>
+        </w:numPr>
+        <w:rPr>
+          <w:b/>
+          <w:bCs/>
+          <w:sz w:val="32"/>
+          <w:szCs w:val="32"/>
+        </w:rPr>
+      </w:pPr>
+      <w:r>
+        <w:rPr>
+          <w:rFonts w:hint="eastAsia"/>
+          <w:b/>
+          <w:bCs/>
+          <w:sz w:val="32"/>
+          <w:szCs w:val="32"/>
         </w:rPr>
         <w:t>商家填單的時間部分</w:t>
       </w:r>
     </w:p>
+    <w:p>
+      <w:pPr>
+        <w:ind w:left="360"/>
+        <w:rPr>
+          <w:rFonts w:hint="eastAsia"/>
+        </w:rPr>
+      </w:pPr>
+      <w:r>
+        <w:rPr>
+          <w:rFonts w:hint="eastAsia"/>
+        </w:rPr>
+        <w:t>更新</w:t>
+      </w:r>
+      <w:r>
+        <w:rPr>
+          <w:rFonts w:hint="eastAsia"/>
+        </w:rPr>
+        <w:t>填寫</w:t>
+      </w:r>
+      <w:r>
+        <w:rPr>
+          <w:rFonts w:hint="eastAsia"/>
+        </w:rPr>
+        <w:t>方式</w:t>
+      </w:r>
+    </w:p>
+    <w:p>
+      <w:pPr>
+        <w:pStyle w:val="a9"/>
+        <w:numPr>
+          <w:ilvl w:val="0"/>
+          <w:numId w:val="1"/>
+        </w:numPr>
+        <w:rPr>
+          <w:b/>
+          <w:bCs/>
+          <w:sz w:val="32"/>
+          <w:szCs w:val="32"/>
+        </w:rPr>
+      </w:pPr>
+      <w:r>
+        <w:rPr>
+          <w:rFonts w:hint="eastAsia"/>
+          <w:b/>
+          <w:bCs/>
+          <w:sz w:val="32"/>
+          <w:szCs w:val="32"/>
+        </w:rPr>
+        <w:t>系統定義</w:t>
+      </w:r>
+      <w:r>
+        <w:rPr>
+          <w:rFonts w:hint="eastAsia"/>
+          <w:b/>
+          <w:bCs/>
+          <w:sz w:val="32"/>
+          <w:szCs w:val="32"/>
+        </w:rPr>
+        <w:t>不明確</w:t>
+      </w:r>
+    </w:p>
+    <w:p/>
+    <w:p/>
+    <w:p/>
+    <w:p/>
+    <w:p/>
+    <w:p/>
+    <w:p/>
+    <w:p>
+      <w:proofErr w:type="gramStart"/>
+      <w:r>
+        <w:rPr>
+          <w:rFonts w:hint="eastAsia"/>
+        </w:rPr>
+        <w:t>複</w:t>
+      </w:r>
+      <w:proofErr w:type="gramEnd"/>
+      <w:r>
+        <w:rPr>
+          <w:rFonts w:hint="eastAsia"/>
+        </w:rPr>
+        <w:t>審報告時間</w:t>
+      </w:r>
+    </w:p>
+    <w:p>
+      <w:r>
+        <w:rPr>
+          <w:rFonts w:hint="eastAsia"/>
+        </w:rPr>
+        <w:t xml:space="preserve">9/15 </w:t>
+      </w:r>
+    </w:p>
+    <w:p>
+      <w:r>
+        <w:rPr>
+          <w:rFonts w:hint="eastAsia"/>
+        </w:rPr>
+        <w:t>8/31</w:t>
+      </w:r>
+      <w:r>
+        <w:rPr>
+          <w:rFonts w:hint="eastAsia"/>
+        </w:rPr>
+        <w:t>報告做好</w:t>
+      </w:r>
+    </w:p>
+    <w:p>
+      <w:pPr>
+        <w:rPr>
+          <w:rFonts w:hint="eastAsia"/>
+        </w:rPr>
+      </w:pPr>
+      <w:proofErr w:type="gramStart"/>
+      <w:r>
+        <w:rPr>
+          <w:rFonts w:hint="eastAsia"/>
+        </w:rPr>
+        <w:t>複</w:t>
+      </w:r>
+      <w:proofErr w:type="gramEnd"/>
+      <w:r>
+        <w:rPr>
+          <w:rFonts w:hint="eastAsia"/>
+        </w:rPr>
+        <w:t>評時可以錄影</w:t>
+      </w:r>
+    </w:p>
+    <w:p/>
     <w:sectPr>
-      <w:headerReference w:type="default" r:id="rId6"/>
+      <w:headerReference w:type="default" r:id="rId10"/>
       <w:pgSz w:w="11906" w:h="16838"/>
       <w:pgMar w:top="1440" w:right="1800" w:bottom="1440" w:left="1800" w:header="851" w:footer="992" w:gutter="0"/>
       <w:cols w:space="425"/>
@@ -277,6 +872,103 @@
     </w:r>
   </w:p>
 </w:hdr>
+</file>
+
+<file path=word/numbering.xml><?xml version="1.0" encoding="utf-8"?>
+<w:numbering xmlns:wpc="http://schemas.microsoft.com/office/word/2010/wordprocessingCanvas" xmlns:cx="http://schemas.microsoft.com/office/drawing/2014/chartex" xmlns:cx1="http://schemas.microsoft.com/office/drawing/2015/9/8/chartex" xmlns:cx2="http://schemas.microsoft.com/office/drawing/2015/10/21/chartex" xmlns:cx3="http://schemas.microsoft.com/office/drawing/2016/5/9/chartex" xmlns:cx4="http://schemas.microsoft.com/office/drawing/2016/5/10/chartex" xmlns:cx5="http://schemas.microsoft.com/office/drawing/2016/5/11/chartex" xmlns:cx6="http://schemas.microsoft.com/office/drawing/2016/5/12/chartex" xmlns:cx7="http://schemas.microsoft.com/office/drawing/2016/5/13/chartex" xmlns:cx8="http://schemas.microsoft.com/office/drawing/2016/5/14/chartex" xmlns:mc="http://schemas.openxmlformats.org/markup-compatibility/2006" xmlns:aink="http://schemas.microsoft.com/office/drawing/2016/ink" xmlns:am3d="http://schemas.microsoft.com/office/drawing/2017/model3d" xmlns:o="urn:schemas-microsoft-com:office:office" xmlns:oel="http://schemas.microsoft.com/office/2019/extlst" xmlns:r="http://schemas.openxmlformats.org/officeDocument/2006/relationships" xmlns:m="http://schemas.openxmlformats.org/officeDocument/2006/math" xmlns:v="urn:schemas-microsoft-com:vml" xmlns:wp14="http://schemas.microsoft.com/office/word/2010/wordprocessingDrawing" xmlns:wp="http://schemas.openxmlformats.org/drawingml/2006/wordprocessingDrawing" xmlns:w10="urn:schemas-microsoft-com:office:word" xmlns:w="http://schemas.openxmlformats.org/wordprocessingml/2006/main" xmlns:w14="http://schemas.microsoft.com/office/word/2010/wordml" xmlns:w15="http://schemas.microsoft.com/office/word/2012/wordml" xmlns:w16cex="http://schemas.microsoft.com/office/word/2018/wordml/cex" xmlns:w16cid="http://schemas.microsoft.com/office/word/2016/wordml/cid" xmlns:w16="http://schemas.microsoft.com/office/word/2018/wordml" xmlns:w16du="http://schemas.microsoft.com/office/word/2023/wordml/word16du" xmlns:w16sdtdh="http://schemas.microsoft.com/office/word/2020/wordml/sdtdatahash" xmlns:w16sdtfl="http://schemas.microsoft.com/office/word/2024/wordml/sdtformatlock" xmlns:w16se="http://schemas.microsoft.com/office/word/2015/wordml/symex" xmlns:wpg="http://schemas.microsoft.com/office/word/2010/wordprocessingGroup" xmlns:wpi="http://schemas.microsoft.com/office/word/2010/wordprocessingInk" xmlns:wne="http://schemas.microsoft.com/office/word/2006/wordml" xmlns:wps="http://schemas.microsoft.com/office/word/2010/wordprocessingShape" mc:Ignorable="w14 w15 w16se w16cid w16 w16cex w16sdtdh w16sdtfl w16du wp14">
+  <w:abstractNum w:abstractNumId="0" w15:restartNumberingAfterBreak="0">
+    <w:nsid w:val="43FA09C6"/>
+    <w:multiLevelType w:val="hybridMultilevel"/>
+    <w:tmpl w:val="DAC0B43C"/>
+    <w:lvl w:ilvl="0" w:tplc="E15664E4">
+      <w:start w:val="1"/>
+      <w:numFmt w:val="decimal"/>
+      <w:lvlText w:val="%1."/>
+      <w:lvlJc w:val="left"/>
+      <w:pPr>
+        <w:ind w:left="360" w:hanging="360"/>
+      </w:pPr>
+      <w:rPr>
+        <w:rFonts w:hint="default"/>
+      </w:rPr>
+    </w:lvl>
+    <w:lvl w:ilvl="1" w:tplc="04090019" w:tentative="1">
+      <w:start w:val="1"/>
+      <w:numFmt w:val="ideographTraditional"/>
+      <w:lvlText w:val="%2、"/>
+      <w:lvlJc w:val="left"/>
+      <w:pPr>
+        <w:ind w:left="960" w:hanging="480"/>
+      </w:pPr>
+    </w:lvl>
+    <w:lvl w:ilvl="2" w:tplc="0409001B" w:tentative="1">
+      <w:start w:val="1"/>
+      <w:numFmt w:val="lowerRoman"/>
+      <w:lvlText w:val="%3."/>
+      <w:lvlJc w:val="right"/>
+      <w:pPr>
+        <w:ind w:left="1440" w:hanging="480"/>
+      </w:pPr>
+    </w:lvl>
+    <w:lvl w:ilvl="3" w:tplc="0409000F" w:tentative="1">
+      <w:start w:val="1"/>
+      <w:numFmt w:val="decimal"/>
+      <w:lvlText w:val="%4."/>
+      <w:lvlJc w:val="left"/>
+      <w:pPr>
+        <w:ind w:left="1920" w:hanging="480"/>
+      </w:pPr>
+    </w:lvl>
+    <w:lvl w:ilvl="4" w:tplc="04090019" w:tentative="1">
+      <w:start w:val="1"/>
+      <w:numFmt w:val="ideographTraditional"/>
+      <w:lvlText w:val="%5、"/>
+      <w:lvlJc w:val="left"/>
+      <w:pPr>
+        <w:ind w:left="2400" w:hanging="480"/>
+      </w:pPr>
+    </w:lvl>
+    <w:lvl w:ilvl="5" w:tplc="0409001B" w:tentative="1">
+      <w:start w:val="1"/>
+      <w:numFmt w:val="lowerRoman"/>
+      <w:lvlText w:val="%6."/>
+      <w:lvlJc w:val="right"/>
+      <w:pPr>
+        <w:ind w:left="2880" w:hanging="480"/>
+      </w:pPr>
+    </w:lvl>
+    <w:lvl w:ilvl="6" w:tplc="0409000F" w:tentative="1">
+      <w:start w:val="1"/>
+      <w:numFmt w:val="decimal"/>
+      <w:lvlText w:val="%7."/>
+      <w:lvlJc w:val="left"/>
+      <w:pPr>
+        <w:ind w:left="3360" w:hanging="480"/>
+      </w:pPr>
+    </w:lvl>
+    <w:lvl w:ilvl="7" w:tplc="04090019" w:tentative="1">
+      <w:start w:val="1"/>
+      <w:numFmt w:val="ideographTraditional"/>
+      <w:lvlText w:val="%8、"/>
+      <w:lvlJc w:val="left"/>
+      <w:pPr>
+        <w:ind w:left="3840" w:hanging="480"/>
+      </w:pPr>
+    </w:lvl>
+    <w:lvl w:ilvl="8" w:tplc="0409001B" w:tentative="1">
+      <w:start w:val="1"/>
+      <w:numFmt w:val="lowerRoman"/>
+      <w:lvlText w:val="%9."/>
+      <w:lvlJc w:val="right"/>
+      <w:pPr>
+        <w:ind w:left="4320" w:hanging="480"/>
+      </w:pPr>
+    </w:lvl>
+  </w:abstractNum>
+  <w:num w:numId="1" w16cid:durableId="517818578">
+    <w:abstractNumId w:val="0"/>
+  </w:num>
+</w:numbering>
 </file>
 
 <file path=word/styles.xml><?xml version="1.0" encoding="utf-8"?>
@@ -1256,6 +1948,29 @@
       <w:szCs w:val="20"/>
     </w:rPr>
   </w:style>
+  <w:style w:type="character" w:styleId="af2">
+    <w:name w:val="Hyperlink"/>
+    <w:basedOn w:val="a0"/>
+    <w:uiPriority w:val="99"/>
+    <w:unhideWhenUsed/>
+    <w:rsid w:val="00D6583F"/>
+    <w:rPr>
+      <w:color w:val="467886" w:themeColor="hyperlink"/>
+      <w:u w:val="single"/>
+    </w:rPr>
+  </w:style>
+  <w:style w:type="character" w:styleId="af3">
+    <w:name w:val="Unresolved Mention"/>
+    <w:basedOn w:val="a0"/>
+    <w:uiPriority w:val="99"/>
+    <w:semiHidden/>
+    <w:unhideWhenUsed/>
+    <w:rsid w:val="00D6583F"/>
+    <w:rPr>
+      <w:color w:val="605E5C"/>
+      <w:shd w:val="clear" w:color="auto" w:fill="E1DFDD"/>
+    </w:rPr>
+  </w:style>
 </w:styles>
 </file>
 
